--- a/deliverable-docs/4. API Endpoint Design.docx
+++ b/deliverable-docs/4. API Endpoint Design.docx
@@ -37,9 +37,11 @@
       <w:pPr>
         <w:pStyle w:val="Heading2"/>
       </w:pPr>
+      <w:proofErr w:type="gramStart"/>
       <w:r>
         <w:t>1.1  Conventions</w:t>
       </w:r>
+      <w:proofErr w:type="gramEnd"/>
     </w:p>
     <w:p>
       <w:pPr>
@@ -766,8 +768,18 @@
       <w:pPr>
         <w:pStyle w:val="Heading2"/>
       </w:pPr>
-      <w:r>
-        <w:t>1.4  Role-Based Access Control</w:t>
+    </w:p>
+    <w:p>
+      <w:pPr>
+        <w:pStyle w:val="Heading2"/>
+      </w:pPr>
+      <w:proofErr w:type="gramStart"/>
+      <w:r>
+        <w:t>1.4  Role</w:t>
+      </w:r>
+      <w:proofErr w:type="gramEnd"/>
+      <w:r>
+        <w:t>-Based Access Control</w:t>
       </w:r>
     </w:p>
     <w:p>
@@ -924,11 +936,13 @@
         </w:tc>
       </w:tr>
     </w:tbl>
+    <w:p/>
     <w:p>
       <w:r>
         <w:t>The table below lists the permitted roles for each write/management endpoint. All GET endpoints are readable by every authenticated role unless stated otherwise.</w:t>
       </w:r>
     </w:p>
+    <w:p/>
     <w:tbl>
       <w:tblPr>
         <w:tblStyle w:val="TableGrid"/>
@@ -950,6 +964,7 @@
               <w:rPr>
                 <w:b/>
               </w:rPr>
+              <w:lastRenderedPageBreak/>
               <w:t>Endpoint</w:t>
             </w:r>
           </w:p>
@@ -1062,11 +1077,7 @@
           </w:tcPr>
           <w:p>
             <w:r>
-              <w:t xml:space="preserve">ADMIN, EXAM_DIVISION (full); STUDENT (own, </w:t>
-            </w:r>
-            <w:r>
-              <w:lastRenderedPageBreak/>
-              <w:t>limited fields)</w:t>
+              <w:t>ADMIN, EXAM_DIVISION (full); STUDENT (own, limited fields)</w:t>
             </w:r>
           </w:p>
         </w:tc>
@@ -1076,12 +1087,7 @@
           </w:tcPr>
           <w:p>
             <w:r>
-              <w:lastRenderedPageBreak/>
-              <w:t xml:space="preserve">Cannot change studentId, email, nic, </w:t>
-            </w:r>
-            <w:r>
-              <w:lastRenderedPageBreak/>
-              <w:t>permanentDistrict</w:t>
+              <w:t>Cannot change studentId, email, nic, permanentDistrict</w:t>
             </w:r>
           </w:p>
         </w:tc>
@@ -1093,7 +1099,6 @@
           </w:tcPr>
           <w:p>
             <w:r>
-              <w:lastRenderedPageBreak/>
               <w:t>POST /api/students/:id/photo</w:t>
             </w:r>
           </w:p>
@@ -1473,13 +1478,20 @@
       </w:tr>
     </w:tbl>
     <w:p/>
-    <w:p/>
     <w:p>
       <w:pPr>
         <w:pStyle w:val="Heading1"/>
       </w:pPr>
       <w:r>
-        <w:t>2.  Auth Service  (port 3007 · auth_db)</w:t>
+        <w:t xml:space="preserve">2.  Auth </w:t>
+      </w:r>
+      <w:proofErr w:type="gramStart"/>
+      <w:r>
+        <w:t>Service  (</w:t>
+      </w:r>
+      <w:proofErr w:type="gramEnd"/>
+      <w:r>
+        <w:t>port 3007 · auth_db)</w:t>
       </w:r>
     </w:p>
     <w:tbl>
@@ -1733,14 +1745,23 @@
     <w:p/>
     <w:p/>
     <w:p/>
-    <w:p/>
     <w:p>
       <w:pPr>
         <w:pStyle w:val="Heading3"/>
       </w:pPr>
+      <w:proofErr w:type="gramStart"/>
       <w:r>
         <w:lastRenderedPageBreak/>
-        <w:t>POST  /api/auth/register</w:t>
+        <w:t>POST  /</w:t>
+      </w:r>
+      <w:proofErr w:type="spellStart"/>
+      <w:proofErr w:type="gramEnd"/>
+      <w:r>
+        <w:t>api</w:t>
+      </w:r>
+      <w:proofErr w:type="spellEnd"/>
+      <w:r>
+        <w:t>/auth/register</w:t>
       </w:r>
     </w:p>
     <w:p>
@@ -1887,13 +1908,22 @@
         <w:t>Note: Password is hashed with bcrypt (work factor 12) before storage. Plain password never stored.</w:t>
       </w:r>
     </w:p>
-    <w:p/>
     <w:p>
       <w:pPr>
         <w:pStyle w:val="Heading3"/>
       </w:pPr>
-      <w:r>
-        <w:t>POST  /api/auth/login</w:t>
+      <w:proofErr w:type="gramStart"/>
+      <w:r>
+        <w:t>POST  /</w:t>
+      </w:r>
+      <w:proofErr w:type="spellStart"/>
+      <w:proofErr w:type="gramEnd"/>
+      <w:r>
+        <w:t>api</w:t>
+      </w:r>
+      <w:proofErr w:type="spellEnd"/>
+      <w:r>
+        <w:t>/auth/login</w:t>
       </w:r>
     </w:p>
     <w:p>
@@ -1997,22 +2027,110 @@
         <w:rPr>
           <w:i/>
         </w:rPr>
-        <w:t>Note: Token is signed with JWT_SECRET. Payload contains { userId, role, iat, exp }.</w:t>
-      </w:r>
-    </w:p>
-    <w:p/>
-    <w:p/>
-    <w:p/>
-    <w:p/>
-    <w:p/>
+        <w:t xml:space="preserve">Note: Token is signed with JWT_SECRET. Payload contains </w:t>
+      </w:r>
+      <w:proofErr w:type="gramStart"/>
+      <w:r>
+        <w:rPr>
+          <w:i/>
+        </w:rPr>
+        <w:t>{ userId</w:t>
+      </w:r>
+      <w:proofErr w:type="gramEnd"/>
+      <w:r>
+        <w:rPr>
+          <w:i/>
+        </w:rPr>
+        <w:t xml:space="preserve">, role, </w:t>
+      </w:r>
+      <w:proofErr w:type="spellStart"/>
+      <w:r>
+        <w:rPr>
+          <w:i/>
+        </w:rPr>
+        <w:t>iat</w:t>
+      </w:r>
+      <w:proofErr w:type="spellEnd"/>
+      <w:r>
+        <w:rPr>
+          <w:i/>
+        </w:rPr>
+        <w:t xml:space="preserve">, </w:t>
+      </w:r>
+      <w:proofErr w:type="gramStart"/>
+      <w:r>
+        <w:rPr>
+          <w:i/>
+        </w:rPr>
+        <w:t>exp }.</w:t>
+      </w:r>
+      <w:r>
+        <w:t>POST</w:t>
+      </w:r>
+      <w:proofErr w:type="gramEnd"/>
+      <w:r>
+        <w:t xml:space="preserve">  /</w:t>
+      </w:r>
+      <w:proofErr w:type="spellStart"/>
+      <w:r>
+        <w:t>api</w:t>
+      </w:r>
+      <w:proofErr w:type="spellEnd"/>
+      <w:r>
+        <w:t>/auth/refresh</w:t>
+      </w:r>
+    </w:p>
+    <w:p>
+      <w:r>
+        <w:rPr>
+          <w:b/>
+        </w:rPr>
+        <w:t>Response:</w:t>
+      </w:r>
+    </w:p>
+    <w:p>
+      <w:pPr>
+        <w:pStyle w:val="NoSpacing"/>
+      </w:pPr>
+      <w:r>
+        <w:rPr>
+          <w:rFonts w:ascii="Courier New" w:hAnsi="Courier New"/>
+          <w:sz w:val="18"/>
+        </w:rPr>
+        <w:t>{</w:t>
+      </w:r>
+      <w:r>
+        <w:rPr>
+          <w:rFonts w:ascii="Courier New" w:hAnsi="Courier New"/>
+          <w:sz w:val="18"/>
+        </w:rPr>
+        <w:br/>
+        <w:t xml:space="preserve">  "token": "new JWT string"</w:t>
+      </w:r>
+      <w:r>
+        <w:rPr>
+          <w:rFonts w:ascii="Courier New" w:hAnsi="Courier New"/>
+          <w:sz w:val="18"/>
+        </w:rPr>
+        <w:br/>
+        <w:t>}</w:t>
+      </w:r>
+    </w:p>
+    <w:p>
+      <w:r>
+        <w:rPr>
+          <w:i/>
+        </w:rPr>
+        <w:t>Status codes: 200, 401</w:t>
+      </w:r>
+    </w:p>
     <w:p/>
     <w:p>
       <w:pPr>
         <w:pStyle w:val="Heading3"/>
       </w:pPr>
       <w:r>
-        <w:lastRenderedPageBreak/>
-        <w:t>POST  /api/auth/refresh</w:t>
+        <w:t>GET  /health</w:t>
       </w:r>
     </w:p>
     <w:p>
@@ -2032,59 +2150,6 @@
           <w:rFonts w:ascii="Courier New" w:hAnsi="Courier New"/>
           <w:sz w:val="18"/>
         </w:rPr>
-        <w:t>{</w:t>
-      </w:r>
-      <w:r>
-        <w:rPr>
-          <w:rFonts w:ascii="Courier New" w:hAnsi="Courier New"/>
-          <w:sz w:val="18"/>
-        </w:rPr>
-        <w:br/>
-        <w:t xml:space="preserve">  "token": "new JWT string"</w:t>
-      </w:r>
-      <w:r>
-        <w:rPr>
-          <w:rFonts w:ascii="Courier New" w:hAnsi="Courier New"/>
-          <w:sz w:val="18"/>
-        </w:rPr>
-        <w:br/>
-        <w:t>}</w:t>
-      </w:r>
-    </w:p>
-    <w:p>
-      <w:r>
-        <w:rPr>
-          <w:i/>
-        </w:rPr>
-        <w:t>Status codes: 200, 401</w:t>
-      </w:r>
-    </w:p>
-    <w:p/>
-    <w:p>
-      <w:pPr>
-        <w:pStyle w:val="Heading3"/>
-      </w:pPr>
-      <w:r>
-        <w:t>GET  /health</w:t>
-      </w:r>
-    </w:p>
-    <w:p>
-      <w:r>
-        <w:rPr>
-          <w:b/>
-        </w:rPr>
-        <w:t>Response:</w:t>
-      </w:r>
-    </w:p>
-    <w:p>
-      <w:pPr>
-        <w:pStyle w:val="NoSpacing"/>
-      </w:pPr>
-      <w:r>
-        <w:rPr>
-          <w:rFonts w:ascii="Courier New" w:hAnsi="Courier New"/>
-          <w:sz w:val="18"/>
-        </w:rPr>
         <w:t>{ "status": "ok", "service": "auth-service" }</w:t>
       </w:r>
     </w:p>
@@ -2101,6 +2166,7 @@
         <w:pStyle w:val="Heading1"/>
       </w:pPr>
       <w:r>
+        <w:lastRenderedPageBreak/>
         <w:t xml:space="preserve">3.  Student </w:t>
       </w:r>
       <w:r>
@@ -2581,7 +2647,6 @@
         <w:rPr>
           <w:i/>
         </w:rPr>
-        <w:lastRenderedPageBreak/>
         <w:t xml:space="preserve">Note: Publishes </w:t>
       </w:r>
       <w:r>
@@ -2665,6 +2730,7 @@
         <w:pStyle w:val="Heading3"/>
       </w:pPr>
       <w:r>
+        <w:lastRenderedPageBreak/>
         <w:t>GET  /api/students/:id</w:t>
       </w:r>
     </w:p>
@@ -2870,10 +2936,7 @@
         <w:pStyle w:val="Heading3"/>
       </w:pPr>
       <w:r>
-        <w:t>GET /</w:t>
-      </w:r>
-      <w:r>
-        <w:t>health</w:t>
+        <w:t>GET /health</w:t>
       </w:r>
     </w:p>
     <w:p>
@@ -2904,13 +2967,20 @@
         <w:t>Status codes: 200</w:t>
       </w:r>
     </w:p>
-    <w:p/>
     <w:p>
       <w:pPr>
         <w:pStyle w:val="Heading1"/>
       </w:pPr>
       <w:r>
-        <w:t>4.  Course Service  (port 3002 · courses_db)</w:t>
+        <w:t xml:space="preserve">4.  Course </w:t>
+      </w:r>
+      <w:proofErr w:type="gramStart"/>
+      <w:r>
+        <w:t>Service  (</w:t>
+      </w:r>
+      <w:proofErr w:type="gramEnd"/>
+      <w:r>
+        <w:t>port 3002 · courses_db)</w:t>
       </w:r>
     </w:p>
     <w:tbl>
@@ -3571,13 +3641,20 @@
         <w:t>Status codes: 200, 401, 404</w:t>
       </w:r>
     </w:p>
-    <w:p/>
     <w:p>
       <w:pPr>
         <w:pStyle w:val="Heading1"/>
       </w:pPr>
       <w:r>
-        <w:t>5.  Exam Service  (port 3003 · exams_db)</w:t>
+        <w:t xml:space="preserve">5.  Exam </w:t>
+      </w:r>
+      <w:proofErr w:type="gramStart"/>
+      <w:r>
+        <w:t>Service  (</w:t>
+      </w:r>
+      <w:proofErr w:type="gramEnd"/>
+      <w:r>
+        <w:t>port 3003 · exams_db)</w:t>
       </w:r>
     </w:p>
     <w:tbl>
@@ -3917,7 +3994,6 @@
         <w:pStyle w:val="Heading3"/>
       </w:pPr>
       <w:r>
-        <w:lastRenderedPageBreak/>
         <w:t>POST  /api/exams</w:t>
       </w:r>
     </w:p>
@@ -4071,6 +4147,7 @@
         <w:pStyle w:val="Heading3"/>
       </w:pPr>
       <w:r>
+        <w:lastRenderedPageBreak/>
         <w:t>GET  /api/exams</w:t>
       </w:r>
     </w:p>
@@ -4232,13 +4309,11 @@
       </w:r>
     </w:p>
     <w:p/>
-    <w:p/>
     <w:p>
       <w:pPr>
         <w:pStyle w:val="Heading3"/>
       </w:pPr>
       <w:r>
-        <w:lastRenderedPageBreak/>
         <w:t>GET  /api/exams/:id/entries</w:t>
       </w:r>
     </w:p>
@@ -4332,11 +4407,13 @@
       </w:r>
     </w:p>
     <w:p/>
+    <w:p/>
     <w:p>
       <w:pPr>
         <w:pStyle w:val="Heading3"/>
       </w:pPr>
       <w:r>
+        <w:lastRenderedPageBreak/>
         <w:t>GET  /health</w:t>
       </w:r>
     </w:p>
@@ -4675,7 +4752,6 @@
         </w:tc>
       </w:tr>
     </w:tbl>
-    <w:p/>
     <w:p>
       <w:pPr>
         <w:pStyle w:val="Heading3"/>
@@ -4685,21 +4761,179 @@
       <w:pPr>
         <w:pStyle w:val="Heading3"/>
       </w:pPr>
-    </w:p>
+      <w:r>
+        <w:t>POST /</w:t>
+      </w:r>
+      <w:proofErr w:type="spellStart"/>
+      <w:r>
+        <w:t>api</w:t>
+      </w:r>
+      <w:proofErr w:type="spellEnd"/>
+      <w:r>
+        <w:t>/results</w:t>
+      </w:r>
+    </w:p>
+    <w:p>
+      <w:r>
+        <w:rPr>
+          <w:b/>
+        </w:rPr>
+        <w:t>Request Body:</w:t>
+      </w:r>
+    </w:p>
+    <w:p>
+      <w:pPr>
+        <w:pStyle w:val="NoSpacing"/>
+      </w:pPr>
+      <w:r>
+        <w:rPr>
+          <w:rFonts w:ascii="Courier New" w:hAnsi="Courier New"/>
+          <w:sz w:val="18"/>
+        </w:rPr>
+        <w:t>{</w:t>
+      </w:r>
+      <w:r>
+        <w:rPr>
+          <w:rFonts w:ascii="Courier New" w:hAnsi="Courier New"/>
+          <w:sz w:val="18"/>
+        </w:rPr>
+        <w:br/>
+        <w:t xml:space="preserve">  "studentId": "string (required)",</w:t>
+      </w:r>
+      <w:r>
+        <w:rPr>
+          <w:rFonts w:ascii="Courier New" w:hAnsi="Courier New"/>
+          <w:sz w:val="18"/>
+        </w:rPr>
+        <w:br/>
+        <w:t xml:space="preserve">  "examId": "string (required)",</w:t>
+      </w:r>
+      <w:r>
+        <w:rPr>
+          <w:rFonts w:ascii="Courier New" w:hAnsi="Courier New"/>
+          <w:sz w:val="18"/>
+        </w:rPr>
+        <w:br/>
+        <w:t xml:space="preserve">  "score": "number 0–100 (required)",</w:t>
+      </w:r>
+      <w:r>
+        <w:rPr>
+          <w:rFonts w:ascii="Courier New" w:hAnsi="Courier New"/>
+          <w:sz w:val="18"/>
+        </w:rPr>
+        <w:br/>
+        <w:t xml:space="preserve">  "grade": "A | B | C | D | F (required)"</w:t>
+      </w:r>
+      <w:r>
+        <w:rPr>
+          <w:rFonts w:ascii="Courier New" w:hAnsi="Courier New"/>
+          <w:sz w:val="18"/>
+        </w:rPr>
+        <w:br/>
+        <w:t>}</w:t>
+      </w:r>
+    </w:p>
+    <w:p>
+      <w:r>
+        <w:rPr>
+          <w:b/>
+        </w:rPr>
+        <w:t>Response:</w:t>
+      </w:r>
+    </w:p>
+    <w:p>
+      <w:pPr>
+        <w:pStyle w:val="NoSpacing"/>
+      </w:pPr>
+      <w:r>
+        <w:rPr>
+          <w:rFonts w:ascii="Courier New" w:hAnsi="Courier New"/>
+          <w:sz w:val="18"/>
+        </w:rPr>
+        <w:t>{</w:t>
+      </w:r>
+      <w:r>
+        <w:rPr>
+          <w:rFonts w:ascii="Courier New" w:hAnsi="Courier New"/>
+          <w:sz w:val="18"/>
+        </w:rPr>
+        <w:br/>
+        <w:t xml:space="preserve">  "_id": "ObjectId",</w:t>
+      </w:r>
+      <w:r>
+        <w:rPr>
+          <w:rFonts w:ascii="Courier New" w:hAnsi="Courier New"/>
+          <w:sz w:val="18"/>
+        </w:rPr>
+        <w:br/>
+        <w:t xml:space="preserve">  "studentId": "string",</w:t>
+      </w:r>
+      <w:r>
+        <w:rPr>
+          <w:rFonts w:ascii="Courier New" w:hAnsi="Courier New"/>
+          <w:sz w:val="18"/>
+        </w:rPr>
+        <w:br/>
+        <w:t xml:space="preserve">  "examId": "string",</w:t>
+      </w:r>
+      <w:r>
+        <w:rPr>
+          <w:rFonts w:ascii="Courier New" w:hAnsi="Courier New"/>
+          <w:sz w:val="18"/>
+        </w:rPr>
+        <w:br/>
+        <w:t xml:space="preserve">  "score": "number",</w:t>
+      </w:r>
+      <w:r>
+        <w:rPr>
+          <w:rFonts w:ascii="Courier New" w:hAnsi="Courier New"/>
+          <w:sz w:val="18"/>
+        </w:rPr>
+        <w:br/>
+        <w:t xml:space="preserve">  "grade": "string",</w:t>
+      </w:r>
+      <w:r>
+        <w:rPr>
+          <w:rFonts w:ascii="Courier New" w:hAnsi="Courier New"/>
+          <w:sz w:val="18"/>
+        </w:rPr>
+        <w:br/>
+        <w:t xml:space="preserve">  "publishedAt": null,</w:t>
+      </w:r>
+      <w:r>
+        <w:rPr>
+          <w:rFonts w:ascii="Courier New" w:hAnsi="Courier New"/>
+          <w:sz w:val="18"/>
+        </w:rPr>
+        <w:br/>
+        <w:t xml:space="preserve">  "createdAt": "ISO8601"</w:t>
+      </w:r>
+      <w:r>
+        <w:rPr>
+          <w:rFonts w:ascii="Courier New" w:hAnsi="Courier New"/>
+          <w:sz w:val="18"/>
+        </w:rPr>
+        <w:br/>
+        <w:t>}</w:t>
+      </w:r>
+    </w:p>
+    <w:p>
+      <w:r>
+        <w:rPr>
+          <w:i/>
+        </w:rPr>
+        <w:t>Status codes: 201, 400, 401, 409</w:t>
+      </w:r>
+    </w:p>
+    <w:p/>
+    <w:p/>
     <w:p>
       <w:pPr>
         <w:pStyle w:val="Heading3"/>
       </w:pPr>
       <w:r>
-        <w:t>POST /</w:t>
-      </w:r>
-      <w:proofErr w:type="spellStart"/>
-      <w:r>
-        <w:t>api</w:t>
-      </w:r>
-      <w:proofErr w:type="spellEnd"/>
-      <w:r>
-        <w:t>/results</w:t>
+        <w:lastRenderedPageBreak/>
+        <w:t>GET  /api/results/student/:studentId</w:t>
       </w:r>
     </w:p>
     <w:p>
@@ -4707,7 +4941,7 @@
         <w:rPr>
           <w:b/>
         </w:rPr>
-        <w:t>Request Body:</w:t>
+        <w:t>Response:</w:t>
       </w:r>
     </w:p>
     <w:p>
@@ -4719,47 +4953,32 @@
           <w:rFonts w:ascii="Courier New" w:hAnsi="Courier New"/>
           <w:sz w:val="18"/>
         </w:rPr>
-        <w:t>{</w:t>
-      </w:r>
-      <w:r>
-        <w:rPr>
-          <w:rFonts w:ascii="Courier New" w:hAnsi="Courier New"/>
-          <w:sz w:val="18"/>
-        </w:rPr>
-        <w:br/>
-        <w:t xml:space="preserve">  "studentId": "string (required)",</w:t>
-      </w:r>
-      <w:r>
-        <w:rPr>
-          <w:rFonts w:ascii="Courier New" w:hAnsi="Courier New"/>
-          <w:sz w:val="18"/>
-        </w:rPr>
-        <w:br/>
-        <w:t xml:space="preserve">  "examId": "string (required)",</w:t>
-      </w:r>
-      <w:r>
-        <w:rPr>
-          <w:rFonts w:ascii="Courier New" w:hAnsi="Courier New"/>
-          <w:sz w:val="18"/>
-        </w:rPr>
-        <w:br/>
-        <w:t xml:space="preserve">  "score": "number 0–100 (required)",</w:t>
-      </w:r>
-      <w:r>
-        <w:rPr>
-          <w:rFonts w:ascii="Courier New" w:hAnsi="Courier New"/>
-          <w:sz w:val="18"/>
-        </w:rPr>
-        <w:br/>
-        <w:t xml:space="preserve">  "grade": "A | B | C | D | F (required)"</w:t>
-      </w:r>
-      <w:r>
-        <w:rPr>
-          <w:rFonts w:ascii="Courier New" w:hAnsi="Courier New"/>
-          <w:sz w:val="18"/>
-        </w:rPr>
-        <w:br/>
-        <w:t>}</w:t>
+        <w:t>[ { "_id": "...", "examId": "...", "score": 85, "grade": "A", ... }, ... ]</w:t>
+      </w:r>
+    </w:p>
+    <w:p>
+      <w:r>
+        <w:rPr>
+          <w:i/>
+        </w:rPr>
+        <w:t>Status codes: 200, 401</w:t>
+      </w:r>
+    </w:p>
+    <w:p>
+      <w:r>
+        <w:rPr>
+          <w:i/>
+        </w:rPr>
+        <w:t>Note: Called by Transcript Service when generating a PDF.</w:t>
+      </w:r>
+    </w:p>
+    <w:p/>
+    <w:p>
+      <w:pPr>
+        <w:pStyle w:val="Heading3"/>
+      </w:pPr>
+      <w:r>
+        <w:t>GET  /api/results/exam/:examId</w:t>
       </w:r>
     </w:p>
     <w:p>
@@ -4779,71 +4998,7 @@
           <w:rFonts w:ascii="Courier New" w:hAnsi="Courier New"/>
           <w:sz w:val="18"/>
         </w:rPr>
-        <w:t>{</w:t>
-      </w:r>
-      <w:r>
-        <w:rPr>
-          <w:rFonts w:ascii="Courier New" w:hAnsi="Courier New"/>
-          <w:sz w:val="18"/>
-        </w:rPr>
-        <w:br/>
-        <w:t xml:space="preserve">  "_id": "ObjectId",</w:t>
-      </w:r>
-      <w:r>
-        <w:rPr>
-          <w:rFonts w:ascii="Courier New" w:hAnsi="Courier New"/>
-          <w:sz w:val="18"/>
-        </w:rPr>
-        <w:br/>
-        <w:t xml:space="preserve">  "studentId": "string",</w:t>
-      </w:r>
-      <w:r>
-        <w:rPr>
-          <w:rFonts w:ascii="Courier New" w:hAnsi="Courier New"/>
-          <w:sz w:val="18"/>
-        </w:rPr>
-        <w:br/>
-        <w:t xml:space="preserve">  "examId": "string",</w:t>
-      </w:r>
-      <w:r>
-        <w:rPr>
-          <w:rFonts w:ascii="Courier New" w:hAnsi="Courier New"/>
-          <w:sz w:val="18"/>
-        </w:rPr>
-        <w:br/>
-        <w:t xml:space="preserve">  "score": "number",</w:t>
-      </w:r>
-      <w:r>
-        <w:rPr>
-          <w:rFonts w:ascii="Courier New" w:hAnsi="Courier New"/>
-          <w:sz w:val="18"/>
-        </w:rPr>
-        <w:br/>
-        <w:t xml:space="preserve">  "grade": "string",</w:t>
-      </w:r>
-      <w:r>
-        <w:rPr>
-          <w:rFonts w:ascii="Courier New" w:hAnsi="Courier New"/>
-          <w:sz w:val="18"/>
-        </w:rPr>
-        <w:br/>
-        <w:t xml:space="preserve">  "publishedAt": null,</w:t>
-      </w:r>
-      <w:r>
-        <w:rPr>
-          <w:rFonts w:ascii="Courier New" w:hAnsi="Courier New"/>
-          <w:sz w:val="18"/>
-        </w:rPr>
-        <w:br/>
-        <w:t xml:space="preserve">  "createdAt": "ISO8601"</w:t>
-      </w:r>
-      <w:r>
-        <w:rPr>
-          <w:rFonts w:ascii="Courier New" w:hAnsi="Courier New"/>
-          <w:sz w:val="18"/>
-        </w:rPr>
-        <w:br/>
-        <w:t>}</w:t>
+        <w:t>[ { "studentId": "...", "score": 72, "grade": "B", ... }, ... ]</w:t>
       </w:r>
     </w:p>
     <w:p>
@@ -4851,7 +5006,7 @@
         <w:rPr>
           <w:i/>
         </w:rPr>
-        <w:t>Status codes: 201, 400, 401, 409</w:t>
+        <w:t>Status codes: 200, 401</w:t>
       </w:r>
     </w:p>
     <w:p/>
@@ -4860,7 +5015,7 @@
         <w:pStyle w:val="Heading3"/>
       </w:pPr>
       <w:r>
-        <w:t>GET  /api/results/student/:studentId</w:t>
+        <w:t>POST  /api/results/:id/publish</w:t>
       </w:r>
     </w:p>
     <w:p>
@@ -4880,7 +5035,39 @@
           <w:rFonts w:ascii="Courier New" w:hAnsi="Courier New"/>
           <w:sz w:val="18"/>
         </w:rPr>
-        <w:t>[ { "_id": "...", "examId": "...", "score": 85, "grade": "A", ... }, ... ]</w:t>
+        <w:t>{</w:t>
+      </w:r>
+      <w:r>
+        <w:rPr>
+          <w:rFonts w:ascii="Courier New" w:hAnsi="Courier New"/>
+          <w:sz w:val="18"/>
+        </w:rPr>
+        <w:br/>
+        <w:t xml:space="preserve">  "_id": "...",</w:t>
+      </w:r>
+      <w:r>
+        <w:rPr>
+          <w:rFonts w:ascii="Courier New" w:hAnsi="Courier New"/>
+          <w:sz w:val="18"/>
+        </w:rPr>
+        <w:br/>
+        <w:t xml:space="preserve">  "publishedAt": "ISO8601",</w:t>
+      </w:r>
+      <w:r>
+        <w:rPr>
+          <w:rFonts w:ascii="Courier New" w:hAnsi="Courier New"/>
+          <w:sz w:val="18"/>
+        </w:rPr>
+        <w:br/>
+        <w:t xml:space="preserve">  ...</w:t>
+      </w:r>
+      <w:r>
+        <w:rPr>
+          <w:rFonts w:ascii="Courier New" w:hAnsi="Courier New"/>
+          <w:sz w:val="18"/>
+        </w:rPr>
+        <w:br/>
+        <w:t>}</w:t>
       </w:r>
     </w:p>
     <w:p>
@@ -4888,7 +5075,7 @@
         <w:rPr>
           <w:i/>
         </w:rPr>
-        <w:t>Status codes: 200, 401</w:t>
+        <w:t>Status codes: 200, 401, 404</w:t>
       </w:r>
     </w:p>
     <w:p>
@@ -4896,7 +5083,20 @@
         <w:rPr>
           <w:i/>
         </w:rPr>
-        <w:t>Note: Called by Transcript Service when generating a PDF.</w:t>
+        <w:t xml:space="preserve">Note: Emits </w:t>
+      </w:r>
+      <w:r>
+        <w:rPr>
+          <w:b/>
+          <w:i/>
+        </w:rPr>
+        <w:t>result.published</w:t>
+      </w:r>
+      <w:r>
+        <w:rPr>
+          <w:i/>
+        </w:rPr>
+        <w:t xml:space="preserve"> Kafka event with { studentId, examId, grade, score }.</w:t>
       </w:r>
     </w:p>
     <w:p/>
@@ -4905,7 +5105,7 @@
         <w:pStyle w:val="Heading3"/>
       </w:pPr>
       <w:r>
-        <w:t>GET  /api/results/exam/:examId</w:t>
+        <w:t>GET  /health</w:t>
       </w:r>
     </w:p>
     <w:p>
@@ -4925,7 +5125,7 @@
           <w:rFonts w:ascii="Courier New" w:hAnsi="Courier New"/>
           <w:sz w:val="18"/>
         </w:rPr>
-        <w:t>[ { "studentId": "...", "score": 72, "grade": "B", ... }, ... ]</w:t>
+        <w:t>{ "status": "ok", "service": "result-service" }</w:t>
       </w:r>
     </w:p>
     <w:p>
@@ -4933,143 +5133,21 @@
         <w:rPr>
           <w:i/>
         </w:rPr>
-        <w:t>Status codes: 200, 401</w:t>
+        <w:t>Status codes: 200</w:t>
       </w:r>
     </w:p>
     <w:p/>
-    <w:p>
-      <w:pPr>
-        <w:pStyle w:val="Heading3"/>
-      </w:pPr>
-      <w:r>
-        <w:t>POST  /api/results/:id/publish</w:t>
-      </w:r>
-    </w:p>
-    <w:p>
-      <w:r>
-        <w:rPr>
-          <w:b/>
-        </w:rPr>
-        <w:t>Response:</w:t>
-      </w:r>
-    </w:p>
-    <w:p>
-      <w:pPr>
-        <w:pStyle w:val="NoSpacing"/>
-      </w:pPr>
-      <w:r>
-        <w:rPr>
-          <w:rFonts w:ascii="Courier New" w:hAnsi="Courier New"/>
-          <w:sz w:val="18"/>
-        </w:rPr>
-        <w:t>{</w:t>
-      </w:r>
-      <w:r>
-        <w:rPr>
-          <w:rFonts w:ascii="Courier New" w:hAnsi="Courier New"/>
-          <w:sz w:val="18"/>
-        </w:rPr>
-        <w:br/>
-        <w:t xml:space="preserve">  "_id": "...",</w:t>
-      </w:r>
-      <w:r>
-        <w:rPr>
-          <w:rFonts w:ascii="Courier New" w:hAnsi="Courier New"/>
-          <w:sz w:val="18"/>
-        </w:rPr>
-        <w:br/>
-        <w:t xml:space="preserve">  "publishedAt": "ISO8601",</w:t>
-      </w:r>
-      <w:r>
-        <w:rPr>
-          <w:rFonts w:ascii="Courier New" w:hAnsi="Courier New"/>
-          <w:sz w:val="18"/>
-        </w:rPr>
-        <w:br/>
-        <w:t xml:space="preserve">  ...</w:t>
-      </w:r>
-      <w:r>
-        <w:rPr>
-          <w:rFonts w:ascii="Courier New" w:hAnsi="Courier New"/>
-          <w:sz w:val="18"/>
-        </w:rPr>
-        <w:br/>
-        <w:t>}</w:t>
-      </w:r>
-    </w:p>
-    <w:p>
-      <w:r>
-        <w:rPr>
-          <w:i/>
-        </w:rPr>
-        <w:t>Status codes: 200, 401, 404</w:t>
-      </w:r>
-    </w:p>
-    <w:p>
-      <w:r>
-        <w:rPr>
-          <w:i/>
-        </w:rPr>
-        <w:lastRenderedPageBreak/>
-        <w:t xml:space="preserve">Note: Emits </w:t>
-      </w:r>
-      <w:r>
-        <w:rPr>
-          <w:b/>
-          <w:i/>
-        </w:rPr>
-        <w:t>result.published</w:t>
-      </w:r>
-      <w:r>
-        <w:rPr>
-          <w:i/>
-        </w:rPr>
-        <w:t xml:space="preserve"> Kafka event with { studentId, examId, grade, score }.</w:t>
-      </w:r>
-    </w:p>
     <w:p/>
-    <w:p>
-      <w:pPr>
-        <w:pStyle w:val="Heading3"/>
-      </w:pPr>
-      <w:r>
-        <w:t>GET  /health</w:t>
-      </w:r>
-    </w:p>
-    <w:p>
-      <w:r>
-        <w:rPr>
-          <w:b/>
-        </w:rPr>
-        <w:t>Response:</w:t>
-      </w:r>
-    </w:p>
-    <w:p>
-      <w:pPr>
-        <w:pStyle w:val="NoSpacing"/>
-      </w:pPr>
-      <w:r>
-        <w:rPr>
-          <w:rFonts w:ascii="Courier New" w:hAnsi="Courier New"/>
-          <w:sz w:val="18"/>
-        </w:rPr>
-        <w:t>{ "status": "ok", "service": "result-service" }</w:t>
-      </w:r>
-    </w:p>
-    <w:p>
-      <w:r>
-        <w:rPr>
-          <w:i/>
-        </w:rPr>
-        <w:t>Status codes: 200</w:t>
-      </w:r>
-    </w:p>
+    <w:p/>
+    <w:p/>
+    <w:p/>
     <w:p/>
     <w:p>
       <w:pPr>
         <w:pStyle w:val="Heading1"/>
       </w:pPr>
       <w:r>
+        <w:lastRenderedPageBreak/>
         <w:t>7.  Transcript Service  (port 3005 · transcripts_db)</w:t>
       </w:r>
     </w:p>
@@ -5385,10 +5463,7 @@
       </w:r>
       <w:proofErr w:type="gramStart"/>
       <w:r>
-        <w:t>/:</w:t>
-      </w:r>
-      <w:r>
-        <w:t>student</w:t>
+        <w:t>/:student</w:t>
       </w:r>
       <w:proofErr w:type="gramEnd"/>
     </w:p>
@@ -5426,7 +5501,6 @@
         <w:pStyle w:val="Heading3"/>
       </w:pPr>
       <w:r>
-        <w:lastRenderedPageBreak/>
         <w:t>GET  /api/transcripts/:studentId/download</w:t>
       </w:r>
     </w:p>
@@ -5467,11 +5541,13 @@
       </w:r>
     </w:p>
     <w:p/>
+    <w:p/>
     <w:p>
       <w:pPr>
         <w:pStyle w:val="Heading1"/>
       </w:pPr>
       <w:r>
+        <w:lastRenderedPageBreak/>
         <w:t>8.  Notification Service  (port 3006 · notif_db)</w:t>
       </w:r>
     </w:p>
@@ -5967,11 +6043,7 @@
           </w:tcPr>
           <w:p>
             <w:r>
-              <w:t xml:space="preserve">Get student </w:t>
-            </w:r>
-            <w:r>
-              <w:lastRenderedPageBreak/>
-              <w:t>enrolment and performance statistics</w:t>
+              <w:t>Get student enrolment and performance statistics</w:t>
             </w:r>
           </w:p>
         </w:tc>
@@ -5983,7 +6055,6 @@
           </w:tcPr>
           <w:p>
             <w:r>
-              <w:lastRenderedPageBreak/>
               <w:t>GET</w:t>
             </w:r>
           </w:p>
@@ -6021,11 +6092,14 @@
       </w:tr>
     </w:tbl>
     <w:p/>
+    <w:p/>
+    <w:p/>
     <w:p>
       <w:pPr>
         <w:pStyle w:val="Heading3"/>
       </w:pPr>
       <w:r>
+        <w:lastRenderedPageBreak/>
         <w:t>GET  /api/reports/summary</w:t>
       </w:r>
     </w:p>
@@ -6305,11 +6379,13 @@
       </w:r>
     </w:p>
     <w:p/>
+    <w:p/>
     <w:p>
       <w:pPr>
         <w:pStyle w:val="Heading1"/>
       </w:pPr>
       <w:r>
+        <w:lastRenderedPageBreak/>
         <w:t>10. Complete Endpoint Summary</w:t>
       </w:r>
     </w:p>
@@ -6322,19 +6398,20 @@
       <w:tblPr>
         <w:tblStyle w:val="TableGrid"/>
         <w:tblW w:w="0" w:type="auto"/>
+        <w:tblLayout w:type="fixed"/>
         <w:tblLook w:val="04A0" w:firstRow="1" w:lastRow="0" w:firstColumn="1" w:lastColumn="0" w:noHBand="0" w:noVBand="1"/>
       </w:tblPr>
       <w:tblGrid>
         <w:gridCol w:w="1238"/>
-        <w:gridCol w:w="928"/>
-        <w:gridCol w:w="3584"/>
+        <w:gridCol w:w="1138"/>
+        <w:gridCol w:w="3374"/>
         <w:gridCol w:w="664"/>
         <w:gridCol w:w="2442"/>
       </w:tblGrid>
       <w:tr>
         <w:tc>
           <w:tcPr>
-            <w:tcW w:w="1728" w:type="dxa"/>
+            <w:tcW w:w="1238" w:type="dxa"/>
           </w:tcPr>
           <w:p>
             <w:r>
@@ -6347,7 +6424,7 @@
         </w:tc>
         <w:tc>
           <w:tcPr>
-            <w:tcW w:w="1728" w:type="dxa"/>
+            <w:tcW w:w="1138" w:type="dxa"/>
           </w:tcPr>
           <w:p>
             <w:r>
@@ -6360,7 +6437,7 @@
         </w:tc>
         <w:tc>
           <w:tcPr>
-            <w:tcW w:w="1728" w:type="dxa"/>
+            <w:tcW w:w="3374" w:type="dxa"/>
           </w:tcPr>
           <w:p>
             <w:r>
@@ -6373,7 +6450,7 @@
         </w:tc>
         <w:tc>
           <w:tcPr>
-            <w:tcW w:w="1728" w:type="dxa"/>
+            <w:tcW w:w="664" w:type="dxa"/>
           </w:tcPr>
           <w:p>
             <w:r>
@@ -6386,7 +6463,7 @@
         </w:tc>
         <w:tc>
           <w:tcPr>
-            <w:tcW w:w="1728" w:type="dxa"/>
+            <w:tcW w:w="2442" w:type="dxa"/>
           </w:tcPr>
           <w:p>
             <w:r>
@@ -6401,7 +6478,7 @@
       <w:tr>
         <w:tc>
           <w:tcPr>
-            <w:tcW w:w="1728" w:type="dxa"/>
+            <w:tcW w:w="1238" w:type="dxa"/>
           </w:tcPr>
           <w:p>
             <w:r>
@@ -6411,7 +6488,7 @@
         </w:tc>
         <w:tc>
           <w:tcPr>
-            <w:tcW w:w="1728" w:type="dxa"/>
+            <w:tcW w:w="1138" w:type="dxa"/>
           </w:tcPr>
           <w:p>
             <w:r>
@@ -6421,7 +6498,7 @@
         </w:tc>
         <w:tc>
           <w:tcPr>
-            <w:tcW w:w="1728" w:type="dxa"/>
+            <w:tcW w:w="3374" w:type="dxa"/>
           </w:tcPr>
           <w:p>
             <w:r>
@@ -6431,7 +6508,7 @@
         </w:tc>
         <w:tc>
           <w:tcPr>
-            <w:tcW w:w="1728" w:type="dxa"/>
+            <w:tcW w:w="664" w:type="dxa"/>
           </w:tcPr>
           <w:p>
             <w:r>
@@ -6441,7 +6518,7 @@
         </w:tc>
         <w:tc>
           <w:tcPr>
-            <w:tcW w:w="1728" w:type="dxa"/>
+            <w:tcW w:w="2442" w:type="dxa"/>
           </w:tcPr>
           <w:p>
             <w:r>
@@ -6453,7 +6530,7 @@
       <w:tr>
         <w:tc>
           <w:tcPr>
-            <w:tcW w:w="1728" w:type="dxa"/>
+            <w:tcW w:w="1238" w:type="dxa"/>
           </w:tcPr>
           <w:p>
             <w:r>
@@ -6463,7 +6540,7 @@
         </w:tc>
         <w:tc>
           <w:tcPr>
-            <w:tcW w:w="1728" w:type="dxa"/>
+            <w:tcW w:w="1138" w:type="dxa"/>
           </w:tcPr>
           <w:p>
             <w:r>
@@ -6473,7 +6550,7 @@
         </w:tc>
         <w:tc>
           <w:tcPr>
-            <w:tcW w:w="1728" w:type="dxa"/>
+            <w:tcW w:w="3374" w:type="dxa"/>
           </w:tcPr>
           <w:p>
             <w:r>
@@ -6483,7 +6560,7 @@
         </w:tc>
         <w:tc>
           <w:tcPr>
-            <w:tcW w:w="1728" w:type="dxa"/>
+            <w:tcW w:w="664" w:type="dxa"/>
           </w:tcPr>
           <w:p>
             <w:r>
@@ -6493,7 +6570,7 @@
         </w:tc>
         <w:tc>
           <w:tcPr>
-            <w:tcW w:w="1728" w:type="dxa"/>
+            <w:tcW w:w="2442" w:type="dxa"/>
           </w:tcPr>
           <w:p>
             <w:r>
@@ -6505,7 +6582,7 @@
       <w:tr>
         <w:tc>
           <w:tcPr>
-            <w:tcW w:w="1728" w:type="dxa"/>
+            <w:tcW w:w="1238" w:type="dxa"/>
           </w:tcPr>
           <w:p>
             <w:r>
@@ -6515,7 +6592,7 @@
         </w:tc>
         <w:tc>
           <w:tcPr>
-            <w:tcW w:w="1728" w:type="dxa"/>
+            <w:tcW w:w="1138" w:type="dxa"/>
           </w:tcPr>
           <w:p>
             <w:r>
@@ -6525,7 +6602,7 @@
         </w:tc>
         <w:tc>
           <w:tcPr>
-            <w:tcW w:w="1728" w:type="dxa"/>
+            <w:tcW w:w="3374" w:type="dxa"/>
           </w:tcPr>
           <w:p>
             <w:r>
@@ -6535,7 +6612,7 @@
         </w:tc>
         <w:tc>
           <w:tcPr>
-            <w:tcW w:w="1728" w:type="dxa"/>
+            <w:tcW w:w="664" w:type="dxa"/>
           </w:tcPr>
           <w:p>
             <w:r>
@@ -6545,7 +6622,7 @@
         </w:tc>
         <w:tc>
           <w:tcPr>
-            <w:tcW w:w="1728" w:type="dxa"/>
+            <w:tcW w:w="2442" w:type="dxa"/>
           </w:tcPr>
           <w:p>
             <w:r>
@@ -6557,7 +6634,7 @@
       <w:tr>
         <w:tc>
           <w:tcPr>
-            <w:tcW w:w="1728" w:type="dxa"/>
+            <w:tcW w:w="1238" w:type="dxa"/>
           </w:tcPr>
           <w:p>
             <w:r>
@@ -6567,7 +6644,7 @@
         </w:tc>
         <w:tc>
           <w:tcPr>
-            <w:tcW w:w="1728" w:type="dxa"/>
+            <w:tcW w:w="1138" w:type="dxa"/>
           </w:tcPr>
           <w:p>
             <w:r>
@@ -6577,7 +6654,7 @@
         </w:tc>
         <w:tc>
           <w:tcPr>
-            <w:tcW w:w="1728" w:type="dxa"/>
+            <w:tcW w:w="3374" w:type="dxa"/>
           </w:tcPr>
           <w:p>
             <w:r>
@@ -6587,7 +6664,7 @@
         </w:tc>
         <w:tc>
           <w:tcPr>
-            <w:tcW w:w="1728" w:type="dxa"/>
+            <w:tcW w:w="664" w:type="dxa"/>
           </w:tcPr>
           <w:p>
             <w:r>
@@ -6597,7 +6674,7 @@
         </w:tc>
         <w:tc>
           <w:tcPr>
-            <w:tcW w:w="1728" w:type="dxa"/>
+            <w:tcW w:w="2442" w:type="dxa"/>
           </w:tcPr>
           <w:p>
             <w:r>
@@ -6609,7 +6686,7 @@
       <w:tr>
         <w:tc>
           <w:tcPr>
-            <w:tcW w:w="1728" w:type="dxa"/>
+            <w:tcW w:w="1238" w:type="dxa"/>
           </w:tcPr>
           <w:p>
             <w:r>
@@ -6619,7 +6696,7 @@
         </w:tc>
         <w:tc>
           <w:tcPr>
-            <w:tcW w:w="1728" w:type="dxa"/>
+            <w:tcW w:w="1138" w:type="dxa"/>
           </w:tcPr>
           <w:p>
             <w:r>
@@ -6629,7 +6706,7 @@
         </w:tc>
         <w:tc>
           <w:tcPr>
-            <w:tcW w:w="1728" w:type="dxa"/>
+            <w:tcW w:w="3374" w:type="dxa"/>
           </w:tcPr>
           <w:p>
             <w:r>
@@ -6639,7 +6716,7 @@
         </w:tc>
         <w:tc>
           <w:tcPr>
-            <w:tcW w:w="1728" w:type="dxa"/>
+            <w:tcW w:w="664" w:type="dxa"/>
           </w:tcPr>
           <w:p>
             <w:r>
@@ -6649,7 +6726,7 @@
         </w:tc>
         <w:tc>
           <w:tcPr>
-            <w:tcW w:w="1728" w:type="dxa"/>
+            <w:tcW w:w="2442" w:type="dxa"/>
           </w:tcPr>
           <w:p>
             <w:r>
@@ -6661,7 +6738,7 @@
       <w:tr>
         <w:tc>
           <w:tcPr>
-            <w:tcW w:w="1728" w:type="dxa"/>
+            <w:tcW w:w="1238" w:type="dxa"/>
           </w:tcPr>
           <w:p>
             <w:r>
@@ -6671,7 +6748,7 @@
         </w:tc>
         <w:tc>
           <w:tcPr>
-            <w:tcW w:w="1728" w:type="dxa"/>
+            <w:tcW w:w="1138" w:type="dxa"/>
           </w:tcPr>
           <w:p>
             <w:r>
@@ -6681,7 +6758,7 @@
         </w:tc>
         <w:tc>
           <w:tcPr>
-            <w:tcW w:w="1728" w:type="dxa"/>
+            <w:tcW w:w="3374" w:type="dxa"/>
           </w:tcPr>
           <w:p>
             <w:r>
@@ -6691,7 +6768,7 @@
         </w:tc>
         <w:tc>
           <w:tcPr>
-            <w:tcW w:w="1728" w:type="dxa"/>
+            <w:tcW w:w="664" w:type="dxa"/>
           </w:tcPr>
           <w:p>
             <w:r>
@@ -6701,7 +6778,7 @@
         </w:tc>
         <w:tc>
           <w:tcPr>
-            <w:tcW w:w="1728" w:type="dxa"/>
+            <w:tcW w:w="2442" w:type="dxa"/>
           </w:tcPr>
           <w:p>
             <w:r>
@@ -6713,7 +6790,7 @@
       <w:tr>
         <w:tc>
           <w:tcPr>
-            <w:tcW w:w="1728" w:type="dxa"/>
+            <w:tcW w:w="1238" w:type="dxa"/>
           </w:tcPr>
           <w:p>
             <w:r>
@@ -6723,7 +6800,7 @@
         </w:tc>
         <w:tc>
           <w:tcPr>
-            <w:tcW w:w="1728" w:type="dxa"/>
+            <w:tcW w:w="1138" w:type="dxa"/>
           </w:tcPr>
           <w:p>
             <w:r>
@@ -6733,7 +6810,7 @@
         </w:tc>
         <w:tc>
           <w:tcPr>
-            <w:tcW w:w="1728" w:type="dxa"/>
+            <w:tcW w:w="3374" w:type="dxa"/>
           </w:tcPr>
           <w:p>
             <w:r>
@@ -6743,7 +6820,7 @@
         </w:tc>
         <w:tc>
           <w:tcPr>
-            <w:tcW w:w="1728" w:type="dxa"/>
+            <w:tcW w:w="664" w:type="dxa"/>
           </w:tcPr>
           <w:p>
             <w:r>
@@ -6753,7 +6830,7 @@
         </w:tc>
         <w:tc>
           <w:tcPr>
-            <w:tcW w:w="1728" w:type="dxa"/>
+            <w:tcW w:w="2442" w:type="dxa"/>
           </w:tcPr>
           <w:p>
             <w:r>
@@ -6765,7 +6842,7 @@
       <w:tr>
         <w:tc>
           <w:tcPr>
-            <w:tcW w:w="1728" w:type="dxa"/>
+            <w:tcW w:w="1238" w:type="dxa"/>
           </w:tcPr>
           <w:p>
             <w:r>
@@ -6775,7 +6852,7 @@
         </w:tc>
         <w:tc>
           <w:tcPr>
-            <w:tcW w:w="1728" w:type="dxa"/>
+            <w:tcW w:w="1138" w:type="dxa"/>
           </w:tcPr>
           <w:p>
             <w:r>
@@ -6785,7 +6862,7 @@
         </w:tc>
         <w:tc>
           <w:tcPr>
-            <w:tcW w:w="1728" w:type="dxa"/>
+            <w:tcW w:w="3374" w:type="dxa"/>
           </w:tcPr>
           <w:p>
             <w:r>
@@ -6795,7 +6872,7 @@
         </w:tc>
         <w:tc>
           <w:tcPr>
-            <w:tcW w:w="1728" w:type="dxa"/>
+            <w:tcW w:w="664" w:type="dxa"/>
           </w:tcPr>
           <w:p>
             <w:r>
@@ -6805,7 +6882,7 @@
         </w:tc>
         <w:tc>
           <w:tcPr>
-            <w:tcW w:w="1728" w:type="dxa"/>
+            <w:tcW w:w="2442" w:type="dxa"/>
           </w:tcPr>
           <w:p>
             <w:r>
@@ -6817,7 +6894,7 @@
       <w:tr>
         <w:tc>
           <w:tcPr>
-            <w:tcW w:w="1728" w:type="dxa"/>
+            <w:tcW w:w="1238" w:type="dxa"/>
           </w:tcPr>
           <w:p>
             <w:r>
@@ -6827,7 +6904,7 @@
         </w:tc>
         <w:tc>
           <w:tcPr>
-            <w:tcW w:w="1728" w:type="dxa"/>
+            <w:tcW w:w="1138" w:type="dxa"/>
           </w:tcPr>
           <w:p>
             <w:r>
@@ -6837,7 +6914,7 @@
         </w:tc>
         <w:tc>
           <w:tcPr>
-            <w:tcW w:w="1728" w:type="dxa"/>
+            <w:tcW w:w="3374" w:type="dxa"/>
           </w:tcPr>
           <w:p>
             <w:r>
@@ -6847,7 +6924,7 @@
         </w:tc>
         <w:tc>
           <w:tcPr>
-            <w:tcW w:w="1728" w:type="dxa"/>
+            <w:tcW w:w="664" w:type="dxa"/>
           </w:tcPr>
           <w:p>
             <w:r>
@@ -6857,7 +6934,7 @@
         </w:tc>
         <w:tc>
           <w:tcPr>
-            <w:tcW w:w="1728" w:type="dxa"/>
+            <w:tcW w:w="2442" w:type="dxa"/>
           </w:tcPr>
           <w:p>
             <w:r>
@@ -6869,7 +6946,7 @@
       <w:tr>
         <w:tc>
           <w:tcPr>
-            <w:tcW w:w="1728" w:type="dxa"/>
+            <w:tcW w:w="1238" w:type="dxa"/>
           </w:tcPr>
           <w:p>
             <w:r>
@@ -6879,7 +6956,7 @@
         </w:tc>
         <w:tc>
           <w:tcPr>
-            <w:tcW w:w="1728" w:type="dxa"/>
+            <w:tcW w:w="1138" w:type="dxa"/>
           </w:tcPr>
           <w:p>
             <w:r>
@@ -6889,7 +6966,7 @@
         </w:tc>
         <w:tc>
           <w:tcPr>
-            <w:tcW w:w="1728" w:type="dxa"/>
+            <w:tcW w:w="3374" w:type="dxa"/>
           </w:tcPr>
           <w:p>
             <w:r>
@@ -6899,7 +6976,7 @@
         </w:tc>
         <w:tc>
           <w:tcPr>
-            <w:tcW w:w="1728" w:type="dxa"/>
+            <w:tcW w:w="664" w:type="dxa"/>
           </w:tcPr>
           <w:p>
             <w:r>
@@ -6909,7 +6986,7 @@
         </w:tc>
         <w:tc>
           <w:tcPr>
-            <w:tcW w:w="1728" w:type="dxa"/>
+            <w:tcW w:w="2442" w:type="dxa"/>
           </w:tcPr>
           <w:p>
             <w:r>
@@ -6921,7 +6998,7 @@
       <w:tr>
         <w:tc>
           <w:tcPr>
-            <w:tcW w:w="1728" w:type="dxa"/>
+            <w:tcW w:w="1238" w:type="dxa"/>
           </w:tcPr>
           <w:p>
             <w:r>
@@ -6931,7 +7008,7 @@
         </w:tc>
         <w:tc>
           <w:tcPr>
-            <w:tcW w:w="1728" w:type="dxa"/>
+            <w:tcW w:w="1138" w:type="dxa"/>
           </w:tcPr>
           <w:p>
             <w:r>
@@ -6941,7 +7018,7 @@
         </w:tc>
         <w:tc>
           <w:tcPr>
-            <w:tcW w:w="1728" w:type="dxa"/>
+            <w:tcW w:w="3374" w:type="dxa"/>
           </w:tcPr>
           <w:p>
             <w:r>
@@ -6951,7 +7028,7 @@
         </w:tc>
         <w:tc>
           <w:tcPr>
-            <w:tcW w:w="1728" w:type="dxa"/>
+            <w:tcW w:w="664" w:type="dxa"/>
           </w:tcPr>
           <w:p>
             <w:r>
@@ -6961,7 +7038,7 @@
         </w:tc>
         <w:tc>
           <w:tcPr>
-            <w:tcW w:w="1728" w:type="dxa"/>
+            <w:tcW w:w="2442" w:type="dxa"/>
           </w:tcPr>
           <w:p>
             <w:r>
@@ -6973,7 +7050,7 @@
       <w:tr>
         <w:tc>
           <w:tcPr>
-            <w:tcW w:w="1728" w:type="dxa"/>
+            <w:tcW w:w="1238" w:type="dxa"/>
           </w:tcPr>
           <w:p>
             <w:r>
@@ -6983,7 +7060,7 @@
         </w:tc>
         <w:tc>
           <w:tcPr>
-            <w:tcW w:w="1728" w:type="dxa"/>
+            <w:tcW w:w="1138" w:type="dxa"/>
           </w:tcPr>
           <w:p>
             <w:r>
@@ -6993,7 +7070,7 @@
         </w:tc>
         <w:tc>
           <w:tcPr>
-            <w:tcW w:w="1728" w:type="dxa"/>
+            <w:tcW w:w="3374" w:type="dxa"/>
           </w:tcPr>
           <w:p>
             <w:r>
@@ -7003,7 +7080,7 @@
         </w:tc>
         <w:tc>
           <w:tcPr>
-            <w:tcW w:w="1728" w:type="dxa"/>
+            <w:tcW w:w="664" w:type="dxa"/>
           </w:tcPr>
           <w:p>
             <w:r>
@@ -7013,7 +7090,7 @@
         </w:tc>
         <w:tc>
           <w:tcPr>
-            <w:tcW w:w="1728" w:type="dxa"/>
+            <w:tcW w:w="2442" w:type="dxa"/>
           </w:tcPr>
           <w:p>
             <w:r>
@@ -7025,7 +7102,7 @@
       <w:tr>
         <w:tc>
           <w:tcPr>
-            <w:tcW w:w="1728" w:type="dxa"/>
+            <w:tcW w:w="1238" w:type="dxa"/>
           </w:tcPr>
           <w:p>
             <w:r>
@@ -7035,7 +7112,7 @@
         </w:tc>
         <w:tc>
           <w:tcPr>
-            <w:tcW w:w="1728" w:type="dxa"/>
+            <w:tcW w:w="1138" w:type="dxa"/>
           </w:tcPr>
           <w:p>
             <w:r>
@@ -7045,7 +7122,7 @@
         </w:tc>
         <w:tc>
           <w:tcPr>
-            <w:tcW w:w="1728" w:type="dxa"/>
+            <w:tcW w:w="3374" w:type="dxa"/>
           </w:tcPr>
           <w:p>
             <w:r>
@@ -7055,7 +7132,7 @@
         </w:tc>
         <w:tc>
           <w:tcPr>
-            <w:tcW w:w="1728" w:type="dxa"/>
+            <w:tcW w:w="664" w:type="dxa"/>
           </w:tcPr>
           <w:p>
             <w:r>
@@ -7065,7 +7142,7 @@
         </w:tc>
         <w:tc>
           <w:tcPr>
-            <w:tcW w:w="1728" w:type="dxa"/>
+            <w:tcW w:w="2442" w:type="dxa"/>
           </w:tcPr>
           <w:p>
             <w:r>
@@ -7077,7 +7154,7 @@
       <w:tr>
         <w:tc>
           <w:tcPr>
-            <w:tcW w:w="1728" w:type="dxa"/>
+            <w:tcW w:w="1238" w:type="dxa"/>
           </w:tcPr>
           <w:p>
             <w:r>
@@ -7087,7 +7164,7 @@
         </w:tc>
         <w:tc>
           <w:tcPr>
-            <w:tcW w:w="1728" w:type="dxa"/>
+            <w:tcW w:w="1138" w:type="dxa"/>
           </w:tcPr>
           <w:p>
             <w:r>
@@ -7097,7 +7174,7 @@
         </w:tc>
         <w:tc>
           <w:tcPr>
-            <w:tcW w:w="1728" w:type="dxa"/>
+            <w:tcW w:w="3374" w:type="dxa"/>
           </w:tcPr>
           <w:p>
             <w:r>
@@ -7107,7 +7184,7 @@
         </w:tc>
         <w:tc>
           <w:tcPr>
-            <w:tcW w:w="1728" w:type="dxa"/>
+            <w:tcW w:w="664" w:type="dxa"/>
           </w:tcPr>
           <w:p>
             <w:r>
@@ -7117,7 +7194,7 @@
         </w:tc>
         <w:tc>
           <w:tcPr>
-            <w:tcW w:w="1728" w:type="dxa"/>
+            <w:tcW w:w="2442" w:type="dxa"/>
           </w:tcPr>
           <w:p>
             <w:r>
@@ -7129,7 +7206,7 @@
       <w:tr>
         <w:tc>
           <w:tcPr>
-            <w:tcW w:w="1728" w:type="dxa"/>
+            <w:tcW w:w="1238" w:type="dxa"/>
           </w:tcPr>
           <w:p>
             <w:r>
@@ -7139,7 +7216,7 @@
         </w:tc>
         <w:tc>
           <w:tcPr>
-            <w:tcW w:w="1728" w:type="dxa"/>
+            <w:tcW w:w="1138" w:type="dxa"/>
           </w:tcPr>
           <w:p>
             <w:r>
@@ -7149,7 +7226,7 @@
         </w:tc>
         <w:tc>
           <w:tcPr>
-            <w:tcW w:w="1728" w:type="dxa"/>
+            <w:tcW w:w="3374" w:type="dxa"/>
           </w:tcPr>
           <w:p>
             <w:r>
@@ -7159,7 +7236,7 @@
         </w:tc>
         <w:tc>
           <w:tcPr>
-            <w:tcW w:w="1728" w:type="dxa"/>
+            <w:tcW w:w="664" w:type="dxa"/>
           </w:tcPr>
           <w:p>
             <w:r>
@@ -7169,7 +7246,7 @@
         </w:tc>
         <w:tc>
           <w:tcPr>
-            <w:tcW w:w="1728" w:type="dxa"/>
+            <w:tcW w:w="2442" w:type="dxa"/>
           </w:tcPr>
           <w:p>
             <w:r>
@@ -7181,7 +7258,7 @@
       <w:tr>
         <w:tc>
           <w:tcPr>
-            <w:tcW w:w="1728" w:type="dxa"/>
+            <w:tcW w:w="1238" w:type="dxa"/>
           </w:tcPr>
           <w:p>
             <w:r>
@@ -7191,7 +7268,7 @@
         </w:tc>
         <w:tc>
           <w:tcPr>
-            <w:tcW w:w="1728" w:type="dxa"/>
+            <w:tcW w:w="1138" w:type="dxa"/>
           </w:tcPr>
           <w:p>
             <w:r>
@@ -7201,7 +7278,7 @@
         </w:tc>
         <w:tc>
           <w:tcPr>
-            <w:tcW w:w="1728" w:type="dxa"/>
+            <w:tcW w:w="3374" w:type="dxa"/>
           </w:tcPr>
           <w:p>
             <w:r>
@@ -7211,7 +7288,7 @@
         </w:tc>
         <w:tc>
           <w:tcPr>
-            <w:tcW w:w="1728" w:type="dxa"/>
+            <w:tcW w:w="664" w:type="dxa"/>
           </w:tcPr>
           <w:p>
             <w:r>
@@ -7221,7 +7298,7 @@
         </w:tc>
         <w:tc>
           <w:tcPr>
-            <w:tcW w:w="1728" w:type="dxa"/>
+            <w:tcW w:w="2442" w:type="dxa"/>
           </w:tcPr>
           <w:p>
             <w:r>
@@ -7233,7 +7310,7 @@
       <w:tr>
         <w:tc>
           <w:tcPr>
-            <w:tcW w:w="1728" w:type="dxa"/>
+            <w:tcW w:w="1238" w:type="dxa"/>
           </w:tcPr>
           <w:p>
             <w:r>
@@ -7243,7 +7320,7 @@
         </w:tc>
         <w:tc>
           <w:tcPr>
-            <w:tcW w:w="1728" w:type="dxa"/>
+            <w:tcW w:w="1138" w:type="dxa"/>
           </w:tcPr>
           <w:p>
             <w:r>
@@ -7253,7 +7330,7 @@
         </w:tc>
         <w:tc>
           <w:tcPr>
-            <w:tcW w:w="1728" w:type="dxa"/>
+            <w:tcW w:w="3374" w:type="dxa"/>
           </w:tcPr>
           <w:p>
             <w:r>
@@ -7263,7 +7340,7 @@
         </w:tc>
         <w:tc>
           <w:tcPr>
-            <w:tcW w:w="1728" w:type="dxa"/>
+            <w:tcW w:w="664" w:type="dxa"/>
           </w:tcPr>
           <w:p>
             <w:r>
@@ -7273,7 +7350,7 @@
         </w:tc>
         <w:tc>
           <w:tcPr>
-            <w:tcW w:w="1728" w:type="dxa"/>
+            <w:tcW w:w="2442" w:type="dxa"/>
           </w:tcPr>
           <w:p>
             <w:r>
@@ -7285,7 +7362,7 @@
       <w:tr>
         <w:tc>
           <w:tcPr>
-            <w:tcW w:w="1728" w:type="dxa"/>
+            <w:tcW w:w="1238" w:type="dxa"/>
           </w:tcPr>
           <w:p>
             <w:r>
@@ -7295,7 +7372,7 @@
         </w:tc>
         <w:tc>
           <w:tcPr>
-            <w:tcW w:w="1728" w:type="dxa"/>
+            <w:tcW w:w="1138" w:type="dxa"/>
           </w:tcPr>
           <w:p>
             <w:r>
@@ -7305,7 +7382,7 @@
         </w:tc>
         <w:tc>
           <w:tcPr>
-            <w:tcW w:w="1728" w:type="dxa"/>
+            <w:tcW w:w="3374" w:type="dxa"/>
           </w:tcPr>
           <w:p>
             <w:r>
@@ -7315,7 +7392,7 @@
         </w:tc>
         <w:tc>
           <w:tcPr>
-            <w:tcW w:w="1728" w:type="dxa"/>
+            <w:tcW w:w="664" w:type="dxa"/>
           </w:tcPr>
           <w:p>
             <w:r>
@@ -7325,7 +7402,7 @@
         </w:tc>
         <w:tc>
           <w:tcPr>
-            <w:tcW w:w="1728" w:type="dxa"/>
+            <w:tcW w:w="2442" w:type="dxa"/>
           </w:tcPr>
           <w:p>
             <w:r>
@@ -7337,7 +7414,7 @@
       <w:tr>
         <w:tc>
           <w:tcPr>
-            <w:tcW w:w="1728" w:type="dxa"/>
+            <w:tcW w:w="1238" w:type="dxa"/>
           </w:tcPr>
           <w:p>
             <w:r>
@@ -7347,7 +7424,7 @@
         </w:tc>
         <w:tc>
           <w:tcPr>
-            <w:tcW w:w="1728" w:type="dxa"/>
+            <w:tcW w:w="1138" w:type="dxa"/>
           </w:tcPr>
           <w:p>
             <w:r>
@@ -7357,7 +7434,7 @@
         </w:tc>
         <w:tc>
           <w:tcPr>
-            <w:tcW w:w="1728" w:type="dxa"/>
+            <w:tcW w:w="3374" w:type="dxa"/>
           </w:tcPr>
           <w:p>
             <w:r>
@@ -7367,7 +7444,7 @@
         </w:tc>
         <w:tc>
           <w:tcPr>
-            <w:tcW w:w="1728" w:type="dxa"/>
+            <w:tcW w:w="664" w:type="dxa"/>
           </w:tcPr>
           <w:p>
             <w:r>
@@ -7377,7 +7454,7 @@
         </w:tc>
         <w:tc>
           <w:tcPr>
-            <w:tcW w:w="1728" w:type="dxa"/>
+            <w:tcW w:w="2442" w:type="dxa"/>
           </w:tcPr>
           <w:p>
             <w:r>
@@ -7389,7 +7466,7 @@
       <w:tr>
         <w:tc>
           <w:tcPr>
-            <w:tcW w:w="1728" w:type="dxa"/>
+            <w:tcW w:w="1238" w:type="dxa"/>
           </w:tcPr>
           <w:p>
             <w:r>
@@ -7399,7 +7476,7 @@
         </w:tc>
         <w:tc>
           <w:tcPr>
-            <w:tcW w:w="1728" w:type="dxa"/>
+            <w:tcW w:w="1138" w:type="dxa"/>
           </w:tcPr>
           <w:p>
             <w:r>
@@ -7409,7 +7486,7 @@
         </w:tc>
         <w:tc>
           <w:tcPr>
-            <w:tcW w:w="1728" w:type="dxa"/>
+            <w:tcW w:w="3374" w:type="dxa"/>
           </w:tcPr>
           <w:p>
             <w:r>
@@ -7419,7 +7496,7 @@
         </w:tc>
         <w:tc>
           <w:tcPr>
-            <w:tcW w:w="1728" w:type="dxa"/>
+            <w:tcW w:w="664" w:type="dxa"/>
           </w:tcPr>
           <w:p>
             <w:r>
@@ -7429,7 +7506,7 @@
         </w:tc>
         <w:tc>
           <w:tcPr>
-            <w:tcW w:w="1728" w:type="dxa"/>
+            <w:tcW w:w="2442" w:type="dxa"/>
           </w:tcPr>
           <w:p>
             <w:r>
@@ -7441,7 +7518,7 @@
       <w:tr>
         <w:tc>
           <w:tcPr>
-            <w:tcW w:w="1728" w:type="dxa"/>
+            <w:tcW w:w="1238" w:type="dxa"/>
           </w:tcPr>
           <w:p>
             <w:r>
@@ -7451,7 +7528,7 @@
         </w:tc>
         <w:tc>
           <w:tcPr>
-            <w:tcW w:w="1728" w:type="dxa"/>
+            <w:tcW w:w="1138" w:type="dxa"/>
           </w:tcPr>
           <w:p>
             <w:r>
@@ -7461,7 +7538,7 @@
         </w:tc>
         <w:tc>
           <w:tcPr>
-            <w:tcW w:w="1728" w:type="dxa"/>
+            <w:tcW w:w="3374" w:type="dxa"/>
           </w:tcPr>
           <w:p>
             <w:r>
@@ -7471,7 +7548,7 @@
         </w:tc>
         <w:tc>
           <w:tcPr>
-            <w:tcW w:w="1728" w:type="dxa"/>
+            <w:tcW w:w="664" w:type="dxa"/>
           </w:tcPr>
           <w:p>
             <w:r>
@@ -7481,7 +7558,7 @@
         </w:tc>
         <w:tc>
           <w:tcPr>
-            <w:tcW w:w="1728" w:type="dxa"/>
+            <w:tcW w:w="2442" w:type="dxa"/>
           </w:tcPr>
           <w:p>
             <w:r>
@@ -7493,7 +7570,7 @@
       <w:tr>
         <w:tc>
           <w:tcPr>
-            <w:tcW w:w="1728" w:type="dxa"/>
+            <w:tcW w:w="1238" w:type="dxa"/>
           </w:tcPr>
           <w:p>
             <w:r>
@@ -7503,7 +7580,7 @@
         </w:tc>
         <w:tc>
           <w:tcPr>
-            <w:tcW w:w="1728" w:type="dxa"/>
+            <w:tcW w:w="1138" w:type="dxa"/>
           </w:tcPr>
           <w:p>
             <w:r>
@@ -7513,7 +7590,7 @@
         </w:tc>
         <w:tc>
           <w:tcPr>
-            <w:tcW w:w="1728" w:type="dxa"/>
+            <w:tcW w:w="3374" w:type="dxa"/>
           </w:tcPr>
           <w:p>
             <w:r>
@@ -7523,7 +7600,7 @@
         </w:tc>
         <w:tc>
           <w:tcPr>
-            <w:tcW w:w="1728" w:type="dxa"/>
+            <w:tcW w:w="664" w:type="dxa"/>
           </w:tcPr>
           <w:p>
             <w:r>
@@ -7533,7 +7610,7 @@
         </w:tc>
         <w:tc>
           <w:tcPr>
-            <w:tcW w:w="1728" w:type="dxa"/>
+            <w:tcW w:w="2442" w:type="dxa"/>
           </w:tcPr>
           <w:p>
             <w:r>
@@ -7545,7 +7622,7 @@
       <w:tr>
         <w:tc>
           <w:tcPr>
-            <w:tcW w:w="1728" w:type="dxa"/>
+            <w:tcW w:w="1238" w:type="dxa"/>
           </w:tcPr>
           <w:p>
             <w:r>
@@ -7555,7 +7632,7 @@
         </w:tc>
         <w:tc>
           <w:tcPr>
-            <w:tcW w:w="1728" w:type="dxa"/>
+            <w:tcW w:w="1138" w:type="dxa"/>
           </w:tcPr>
           <w:p>
             <w:r>
@@ -7565,7 +7642,7 @@
         </w:tc>
         <w:tc>
           <w:tcPr>
-            <w:tcW w:w="1728" w:type="dxa"/>
+            <w:tcW w:w="3374" w:type="dxa"/>
           </w:tcPr>
           <w:p>
             <w:r>
@@ -7575,7 +7652,7 @@
         </w:tc>
         <w:tc>
           <w:tcPr>
-            <w:tcW w:w="1728" w:type="dxa"/>
+            <w:tcW w:w="664" w:type="dxa"/>
           </w:tcPr>
           <w:p>
             <w:r>
@@ -7585,7 +7662,7 @@
         </w:tc>
         <w:tc>
           <w:tcPr>
-            <w:tcW w:w="1728" w:type="dxa"/>
+            <w:tcW w:w="2442" w:type="dxa"/>
           </w:tcPr>
           <w:p>
             <w:r>
@@ -7597,7 +7674,7 @@
       <w:tr>
         <w:tc>
           <w:tcPr>
-            <w:tcW w:w="1728" w:type="dxa"/>
+            <w:tcW w:w="1238" w:type="dxa"/>
           </w:tcPr>
           <w:p>
             <w:r>
@@ -7607,7 +7684,7 @@
         </w:tc>
         <w:tc>
           <w:tcPr>
-            <w:tcW w:w="1728" w:type="dxa"/>
+            <w:tcW w:w="1138" w:type="dxa"/>
           </w:tcPr>
           <w:p>
             <w:r>
@@ -7617,7 +7694,7 @@
         </w:tc>
         <w:tc>
           <w:tcPr>
-            <w:tcW w:w="1728" w:type="dxa"/>
+            <w:tcW w:w="3374" w:type="dxa"/>
           </w:tcPr>
           <w:p>
             <w:r>
@@ -7627,7 +7704,7 @@
         </w:tc>
         <w:tc>
           <w:tcPr>
-            <w:tcW w:w="1728" w:type="dxa"/>
+            <w:tcW w:w="664" w:type="dxa"/>
           </w:tcPr>
           <w:p>
             <w:r>
@@ -7637,7 +7714,7 @@
         </w:tc>
         <w:tc>
           <w:tcPr>
-            <w:tcW w:w="1728" w:type="dxa"/>
+            <w:tcW w:w="2442" w:type="dxa"/>
           </w:tcPr>
           <w:p>
             <w:r>
@@ -7649,7 +7726,7 @@
       <w:tr>
         <w:tc>
           <w:tcPr>
-            <w:tcW w:w="1728" w:type="dxa"/>
+            <w:tcW w:w="1238" w:type="dxa"/>
           </w:tcPr>
           <w:p>
             <w:r>
@@ -7659,7 +7736,7 @@
         </w:tc>
         <w:tc>
           <w:tcPr>
-            <w:tcW w:w="1728" w:type="dxa"/>
+            <w:tcW w:w="1138" w:type="dxa"/>
           </w:tcPr>
           <w:p>
             <w:r>
@@ -7669,7 +7746,7 @@
         </w:tc>
         <w:tc>
           <w:tcPr>
-            <w:tcW w:w="1728" w:type="dxa"/>
+            <w:tcW w:w="3374" w:type="dxa"/>
           </w:tcPr>
           <w:p>
             <w:r>
@@ -7679,7 +7756,7 @@
         </w:tc>
         <w:tc>
           <w:tcPr>
-            <w:tcW w:w="1728" w:type="dxa"/>
+            <w:tcW w:w="664" w:type="dxa"/>
           </w:tcPr>
           <w:p>
             <w:r>
@@ -7689,7 +7766,7 @@
         </w:tc>
         <w:tc>
           <w:tcPr>
-            <w:tcW w:w="1728" w:type="dxa"/>
+            <w:tcW w:w="2442" w:type="dxa"/>
           </w:tcPr>
           <w:p>
             <w:r>
@@ -7701,7 +7778,7 @@
       <w:tr>
         <w:tc>
           <w:tcPr>
-            <w:tcW w:w="1728" w:type="dxa"/>
+            <w:tcW w:w="1238" w:type="dxa"/>
           </w:tcPr>
           <w:p>
             <w:r>
@@ -7711,7 +7788,7 @@
         </w:tc>
         <w:tc>
           <w:tcPr>
-            <w:tcW w:w="1728" w:type="dxa"/>
+            <w:tcW w:w="1138" w:type="dxa"/>
           </w:tcPr>
           <w:p>
             <w:r>
@@ -7721,7 +7798,7 @@
         </w:tc>
         <w:tc>
           <w:tcPr>
-            <w:tcW w:w="1728" w:type="dxa"/>
+            <w:tcW w:w="3374" w:type="dxa"/>
           </w:tcPr>
           <w:p>
             <w:r>
@@ -7731,7 +7808,7 @@
         </w:tc>
         <w:tc>
           <w:tcPr>
-            <w:tcW w:w="1728" w:type="dxa"/>
+            <w:tcW w:w="664" w:type="dxa"/>
           </w:tcPr>
           <w:p>
             <w:r>
@@ -7741,7 +7818,7 @@
         </w:tc>
         <w:tc>
           <w:tcPr>
-            <w:tcW w:w="1728" w:type="dxa"/>
+            <w:tcW w:w="2442" w:type="dxa"/>
           </w:tcPr>
           <w:p>
             <w:r>
@@ -7753,7 +7830,7 @@
       <w:tr>
         <w:tc>
           <w:tcPr>
-            <w:tcW w:w="1728" w:type="dxa"/>
+            <w:tcW w:w="1238" w:type="dxa"/>
           </w:tcPr>
           <w:p>
             <w:r>
@@ -7763,7 +7840,7 @@
         </w:tc>
         <w:tc>
           <w:tcPr>
-            <w:tcW w:w="1728" w:type="dxa"/>
+            <w:tcW w:w="1138" w:type="dxa"/>
           </w:tcPr>
           <w:p>
             <w:r>
@@ -7773,7 +7850,7 @@
         </w:tc>
         <w:tc>
           <w:tcPr>
-            <w:tcW w:w="1728" w:type="dxa"/>
+            <w:tcW w:w="3374" w:type="dxa"/>
           </w:tcPr>
           <w:p>
             <w:r>
@@ -7783,7 +7860,7 @@
         </w:tc>
         <w:tc>
           <w:tcPr>
-            <w:tcW w:w="1728" w:type="dxa"/>
+            <w:tcW w:w="664" w:type="dxa"/>
           </w:tcPr>
           <w:p>
             <w:r>
@@ -7793,7 +7870,7 @@
         </w:tc>
         <w:tc>
           <w:tcPr>
-            <w:tcW w:w="1728" w:type="dxa"/>
+            <w:tcW w:w="2442" w:type="dxa"/>
           </w:tcPr>
           <w:p>
             <w:r>
@@ -7805,7 +7882,7 @@
       <w:tr>
         <w:tc>
           <w:tcPr>
-            <w:tcW w:w="1728" w:type="dxa"/>
+            <w:tcW w:w="1238" w:type="dxa"/>
           </w:tcPr>
           <w:p>
             <w:r>
@@ -7815,7 +7892,7 @@
         </w:tc>
         <w:tc>
           <w:tcPr>
-            <w:tcW w:w="1728" w:type="dxa"/>
+            <w:tcW w:w="1138" w:type="dxa"/>
           </w:tcPr>
           <w:p>
             <w:r>
@@ -7825,7 +7902,7 @@
         </w:tc>
         <w:tc>
           <w:tcPr>
-            <w:tcW w:w="1728" w:type="dxa"/>
+            <w:tcW w:w="3374" w:type="dxa"/>
           </w:tcPr>
           <w:p>
             <w:r>
@@ -7835,7 +7912,7 @@
         </w:tc>
         <w:tc>
           <w:tcPr>
-            <w:tcW w:w="1728" w:type="dxa"/>
+            <w:tcW w:w="664" w:type="dxa"/>
           </w:tcPr>
           <w:p>
             <w:r>
@@ -7845,7 +7922,7 @@
         </w:tc>
         <w:tc>
           <w:tcPr>
-            <w:tcW w:w="1728" w:type="dxa"/>
+            <w:tcW w:w="2442" w:type="dxa"/>
           </w:tcPr>
           <w:p>
             <w:r>

--- a/deliverable-docs/4. API Endpoint Design.docx
+++ b/deliverable-docs/4. API Endpoint Design.docx
@@ -37,11 +37,9 @@
       <w:pPr>
         <w:pStyle w:val="Heading2"/>
       </w:pPr>
-      <w:proofErr w:type="gramStart"/>
-      <w:r>
-        <w:t>1.1  Conventions</w:t>
-      </w:r>
-      <w:proofErr w:type="gramEnd"/>
+      <w:r>
+        <w:t>1.1 Conventions</w:t>
+      </w:r>
     </w:p>
     <w:p>
       <w:pPr>
@@ -2034,8 +2032,16 @@
         <w:rPr>
           <w:i/>
         </w:rPr>
-        <w:t>{ userId</w:t>
-      </w:r>
+        <w:t xml:space="preserve">{ </w:t>
+      </w:r>
+      <w:proofErr w:type="spellStart"/>
+      <w:r>
+        <w:rPr>
+          <w:i/>
+        </w:rPr>
+        <w:t>userId</w:t>
+      </w:r>
+      <w:proofErr w:type="spellEnd"/>
       <w:proofErr w:type="gramEnd"/>
       <w:r>
         <w:rPr>
